--- a/docs/LOICAMON.docx
+++ b/docs/LOICAMON.docx
@@ -18,7 +18,23 @@
           <w:sz w:val="36"/>
           <w:szCs w:val="36"/>
         </w:rPr>
-        <w:t>LỜI CÁM ƠN</w:t>
+        <w:t xml:space="preserve">LỜI </w:t>
+      </w:r>
+      <w:r>
+        <w:rPr>
+          <w:b/>
+          <w:sz w:val="36"/>
+          <w:szCs w:val="36"/>
+        </w:rPr>
+        <w:t>CẢM</w:t>
+      </w:r>
+      <w:r>
+        <w:rPr>
+          <w:b/>
+          <w:sz w:val="36"/>
+          <w:szCs w:val="36"/>
+        </w:rPr>
+        <w:t xml:space="preserve"> ƠN</w:t>
       </w:r>
     </w:p>
     <w:p>
@@ -37,7 +53,21 @@
           <w:rFonts w:eastAsiaTheme="minorEastAsia"/>
           <w:lang w:val="vi-VN" w:eastAsia="ja-JP"/>
         </w:rPr>
-        <w:t>Trong suốt quá trình thực hiện đồ án, nhóm chúng em đã may mắn có được sự hỗ trợ, giúp đỡ từ phía thầy cô, bạn bè, gia đình. Với lòng biết ơn sâu sắc nhất, em xin gửi đến quý Thầy</w:t>
+        <w:t xml:space="preserve">Trong suốt quá trình thực hiện đồ án, nhóm chúng em đã may mắn có được sự hỗ trợ, giúp đỡ từ phía thầy cô, bạn bè, gia đình. Với lòng biết ơn sâu sắc nhất, </w:t>
+      </w:r>
+      <w:r>
+        <w:rPr>
+          <w:rFonts w:eastAsiaTheme="minorEastAsia"/>
+          <w:lang w:eastAsia="ja-JP"/>
+        </w:rPr>
+        <w:t xml:space="preserve">chúng </w:t>
+      </w:r>
+      <w:r>
+        <w:rPr>
+          <w:rFonts w:eastAsiaTheme="minorEastAsia"/>
+          <w:lang w:val="vi-VN" w:eastAsia="ja-JP"/>
+        </w:rPr>
+        <w:t>em xin gửi đến quý Thầy</w:t>
       </w:r>
       <w:r>
         <w:rPr>
@@ -93,8 +123,6 @@
         </w:rPr>
         <w:t xml:space="preserve">ThS. </w:t>
       </w:r>
-      <w:bookmarkStart w:id="0" w:name="_GoBack"/>
-      <w:bookmarkEnd w:id="0"/>
       <w:r>
         <w:rPr>
           <w:rFonts w:eastAsiaTheme="minorEastAsia"/>
@@ -119,13 +147,27 @@
           <w:rFonts w:eastAsiaTheme="minorEastAsia"/>
           <w:lang w:val="vi-VN" w:eastAsia="ja-JP"/>
         </w:rPr>
-        <w:t xml:space="preserve">Chúng em rất mong nhận được những ý kiến đóng góp thẳng thắn của các thầy cô để kiến thức của em trong lĩnh vực này </w:t>
+        <w:t>Chúng em rất mong nhận được những ý kiến đóng góp thẳng thắn của các thầy cô để kiến thức của</w:t>
+      </w:r>
+      <w:r>
+        <w:rPr>
+          <w:rFonts w:eastAsiaTheme="minorEastAsia"/>
+          <w:lang w:eastAsia="ja-JP"/>
+        </w:rPr>
+        <w:t xml:space="preserve"> chúng</w:t>
       </w:r>
       <w:r>
         <w:rPr>
           <w:rFonts w:eastAsiaTheme="minorEastAsia"/>
           <w:lang w:val="vi-VN" w:eastAsia="ja-JP"/>
         </w:rPr>
+        <w:t xml:space="preserve"> em trong lĩnh vực này </w:t>
+      </w:r>
+      <w:r>
+        <w:rPr>
+          <w:rFonts w:eastAsiaTheme="minorEastAsia"/>
+          <w:lang w:val="vi-VN" w:eastAsia="ja-JP"/>
+        </w:rPr>
         <w:t xml:space="preserve">được </w:t>
       </w:r>
       <w:r>
@@ -133,7 +175,21 @@
           <w:rFonts w:eastAsiaTheme="minorEastAsia"/>
           <w:lang w:val="vi-VN" w:eastAsia="ja-JP"/>
         </w:rPr>
-        <w:t>hoàn thiện hơn. Sau cùng, em xin chúc quý Thầy</w:t>
+        <w:t xml:space="preserve">hoàn thiện hơn. Sau cùng, </w:t>
+      </w:r>
+      <w:r>
+        <w:rPr>
+          <w:rFonts w:eastAsiaTheme="minorEastAsia"/>
+          <w:lang w:eastAsia="ja-JP"/>
+        </w:rPr>
+        <w:t xml:space="preserve">chúng </w:t>
+      </w:r>
+      <w:r>
+        <w:rPr>
+          <w:rFonts w:eastAsiaTheme="minorEastAsia"/>
+          <w:lang w:val="vi-VN" w:eastAsia="ja-JP"/>
+        </w:rPr>
+        <w:t>em xin chúc quý Thầy</w:t>
       </w:r>
       <w:r>
         <w:rPr>
@@ -256,7 +312,13 @@
         <w:rPr>
           <w:i/>
         </w:rPr>
-        <w:t>Tôi xin cam đoan:</w:t>
+        <w:t>Nhóm chúng em</w:t>
+      </w:r>
+      <w:r>
+        <w:rPr>
+          <w:i/>
+        </w:rPr>
+        <w:t xml:space="preserve"> xin cam đoan:</w:t>
       </w:r>
     </w:p>
     <w:p>
@@ -277,7 +339,21 @@
         <w:rPr>
           <w:i/>
         </w:rPr>
-        <w:t>Những nội dung trong luận văn này là do tôi thực hiện dưới sự hướng dẫn trực tiếp của cô ThS. Mai Thị An Ninh</w:t>
+        <w:t xml:space="preserve">Những nội dung trong luận văn này </w:t>
+      </w:r>
+      <w:r>
+        <w:rPr>
+          <w:i/>
+        </w:rPr>
+        <w:t xml:space="preserve">được </w:t>
+      </w:r>
+      <w:bookmarkStart w:id="0" w:name="_GoBack"/>
+      <w:bookmarkEnd w:id="0"/>
+      <w:r>
+        <w:rPr>
+          <w:i/>
+        </w:rPr>
+        <w:t>thực hiện dưới sự hướng dẫn trực tiếp của cô ThS. Mai Thị An Ninh</w:t>
       </w:r>
     </w:p>
     <w:p>
@@ -319,7 +395,19 @@
         <w:rPr>
           <w:i/>
         </w:rPr>
-        <w:t>Mọi sao chép không hợp lệ, vi phạm quy chế đào tạo, hay gian trá, tôi xin chịu hoàn toàn trách nhiệm</w:t>
+        <w:t xml:space="preserve">Mọi sao chép không hợp lệ, vi phạm quy chế đào tạo, hay gian trá, </w:t>
+      </w:r>
+      <w:r>
+        <w:rPr>
+          <w:i/>
+        </w:rPr>
+        <w:t>nhóm chúng em</w:t>
+      </w:r>
+      <w:r>
+        <w:rPr>
+          <w:i/>
+        </w:rPr>
+        <w:t xml:space="preserve"> xin chịu hoàn toàn trách nhiệm</w:t>
       </w:r>
     </w:p>
     <w:p>
